--- a/8 семестр/Управление IT/ЛР 4/УпрIT ЛР 4.docx
+++ b/8 семестр/Управление IT/ЛР 4/УпрIT ЛР 4.docx
@@ -1017,18 +1017,6 @@
     <w:p>
       <w:r>
         <w:rPr>
-          <w:b/>
-          <w:bCs/>
-        </w:rPr>
-        <w:t>Иерархическая структура работ</w:t>
-      </w:r>
-      <w:r>
-        <w:t xml:space="preserve"> – результат их пошаговой декомпозиции от конечных результатов до конкретных подзадач (элементарные работы), обеспечивающих достижение измеримого результата. </w:t>
-      </w:r>
-    </w:p>
-    <w:p>
-      <w:r>
-        <w:rPr>
           <w:u w:val="single"/>
         </w:rPr>
         <w:t>Основная цель</w:t>
@@ -1184,7 +1172,6 @@
         <w:ind w:left="1701" w:hanging="567"/>
       </w:pPr>
       <w:r>
-        <w:lastRenderedPageBreak/>
         <w:t>Проектирование архитектуры системы</w:t>
       </w:r>
       <w:r>
@@ -1245,6 +1232,7 @@
         <w:rPr>
           <w:u w:val="single"/>
         </w:rPr>
+        <w:lastRenderedPageBreak/>
         <w:t>Разработка backend-сервера</w:t>
       </w:r>
     </w:p>
@@ -1751,7 +1739,6 @@
     <w:p/>
     <w:p>
       <w:r>
-        <w:lastRenderedPageBreak/>
         <w:t>Для большей наглядности полученная структура задач была представлена в виде таблицы, где для каждого элемента ИСР отдельно указываются уникальный измеримый результат и ответственное лицо</w:t>
       </w:r>
       <w:r>
@@ -1761,6 +1748,7 @@
     <w:p/>
     <w:p>
       <w:r>
+        <w:lastRenderedPageBreak/>
         <w:t>Таблица 3.1 – Структура работ проекта</w:t>
       </w:r>
     </w:p>
@@ -3761,7 +3749,6 @@
                 <w:sz w:val="24"/>
                 <w:szCs w:val="20"/>
               </w:rPr>
-              <w:lastRenderedPageBreak/>
               <w:t>Настройка системы аутентификации и авторизации</w:t>
             </w:r>
           </w:p>
@@ -4047,6 +4034,7 @@
                 <w:sz w:val="24"/>
                 <w:szCs w:val="20"/>
               </w:rPr>
+              <w:lastRenderedPageBreak/>
               <w:t>Подготовка тестовых ситуаций</w:t>
             </w:r>
           </w:p>
@@ -4324,6 +4312,7 @@
                 <w:ilvl w:val="0"/>
                 <w:numId w:val="48"/>
               </w:numPr>
+              <w:spacing w:line="276" w:lineRule="auto"/>
               <w:jc w:val="center"/>
               <w:rPr>
                 <w:b/>
@@ -4820,16 +4809,8 @@
         </w:tc>
       </w:tr>
     </w:tbl>
-    <w:p>
-      <w:pPr>
-        <w:ind w:firstLine="0"/>
-      </w:pPr>
-    </w:p>
-    <w:p>
-      <w:pPr>
-        <w:ind w:firstLine="0"/>
-      </w:pPr>
-    </w:p>
+    <w:p/>
+    <w:p/>
     <w:p>
       <w:pPr>
         <w:pStyle w:val="2"/>
@@ -4916,13 +4897,8 @@
           <w:numId w:val="47"/>
         </w:numPr>
       </w:pPr>
-      <w:proofErr w:type="spellStart"/>
-      <w:r>
-        <w:t>backend</w:t>
-      </w:r>
-      <w:proofErr w:type="spellEnd"/>
-      <w:r>
-        <w:t>-разработчик</w:t>
+      <w:r>
+        <w:t>backend-разработчик</w:t>
       </w:r>
       <w:r>
         <w:rPr>
@@ -5036,7 +5012,6 @@
       </w:pPr>
       <w:proofErr w:type="spellStart"/>
       <w:r>
-        <w:lastRenderedPageBreak/>
         <w:t>DevOps</w:t>
       </w:r>
       <w:proofErr w:type="spellEnd"/>
